--- a/backend/assets/templates/grant_national_aid.docx
+++ b/backend/assets/templates/grant_national_aid.docx
@@ -1351,824 +1351,869 @@
           </w:p>
         </w:tc>
       </w:tr>
-      <w:tc>
-        <w:tcPr>
-          <w:tcW w:w="704" w:type="dxa"/>
-          <w:vMerge w:val="continue"/>
-          <w:vAlign w:val="center"/>
-        </w:tcPr>
-        <w:p>
-          <w:pPr>
-            <w:rPr>
-              <w:rFonts w:ascii="宋体" w:hAnsi="宋体" w:eastAsia="宋体"/>
-            </w:rPr>
-          </w:pPr>
-        </w:p>
-      </w:tc>
-      <w:tc>
-        <w:tcPr>
-          <w:tcW w:w="1134" w:type="dxa"/>
-          <w:vAlign w:val="center"/>
-        </w:tcPr>
-        <w:p>
-          <w:pPr>
-            <w:jc w:val="center"/>
-            <w:rPr>
-              <w:rFonts w:ascii="宋体" w:hAnsi="宋体" w:eastAsia="宋体"/>
-            </w:rPr>
-          </w:pPr>
-          <w:r>
-            <w:rPr>
-              <w:rFonts w:hint="eastAsia" w:ascii="宋体" w:hAnsi="宋体" w:eastAsia="宋体"/>
-            </w:rPr>
-            <w:t>{M1_NAME}</w:t>
-          </w:r>
-        </w:p>
-      </w:tc>
-      <w:tc>
-        <w:tcPr>
-          <w:tcW w:w="1134" w:type="dxa"/>
-          <w:vAlign w:val="center"/>
-        </w:tcPr>
-        <w:p>
-          <w:pPr>
-            <w:jc w:val="center"/>
-            <w:rPr>
-              <w:rFonts w:ascii="宋体" w:hAnsi="宋体" w:eastAsia="宋体"/>
-            </w:rPr>
-          </w:pPr>
-          <w:r>
-            <w:rPr>
-              <w:rFonts w:hint="eastAsia" w:ascii="宋体" w:hAnsi="宋体" w:eastAsia="宋体"/>
-            </w:rPr>
-            <w:t>{M1_AGE}</w:t>
-          </w:r>
-          <w:r>
-            <w:rPr>
-              <w:rFonts w:ascii="宋体" w:hAnsi="宋体" w:eastAsia="宋体"/>
-            </w:rPr>
-            <w:t/>
-          </w:r>
-        </w:p>
-      </w:tc>
-      <w:tc>
-        <w:tcPr>
-          <w:tcW w:w="1418" w:type="dxa"/>
-          <w:gridSpan w:val="3"/>
-          <w:vAlign w:val="center"/>
-        </w:tcPr>
-        <w:p>
-          <w:pPr>
-            <w:jc w:val="center"/>
-            <w:rPr>
-              <w:rFonts w:ascii="宋体" w:hAnsi="宋体" w:eastAsia="宋体"/>
-            </w:rPr>
-          </w:pPr>
-          <w:r>
-            <w:rPr>
-              <w:rFonts w:hint="eastAsia" w:ascii="宋体" w:hAnsi="宋体" w:eastAsia="宋体"/>
-            </w:rPr>
-            <w:t>{M1_RELATION}</w:t>
-          </w:r>
-        </w:p>
-      </w:tc>
-      <w:tc>
-        <w:tcPr>
-          <w:tcW w:w="5528" w:type="dxa"/>
-          <w:gridSpan w:val="4"/>
-          <w:vAlign w:val="center"/>
-        </w:tcPr>
-        <w:p>
-          <w:pPr>
-            <w:jc w:val="center"/>
-            <w:rPr>
-              <w:rFonts w:ascii="宋体" w:hAnsi="宋体" w:eastAsia="宋体"/>
-            </w:rPr>
-          </w:pPr>
-          <w:r>
-            <w:rPr>
-              <w:rFonts w:hint="eastAsia" w:ascii="宋体" w:hAnsi="宋体" w:eastAsia="宋体"/>
-            </w:rPr>
-            <w:t>{M1_WORK}</w:t>
-          </w:r>
-          <w:r>
-            <w:rPr>
-              <w:rFonts w:ascii="宋体" w:hAnsi="宋体" w:eastAsia="宋体"/>
-            </w:rPr>
-            <w:t/>
-          </w:r>
-        </w:p>
-      </w:tc>
-      <w:tc>
-        <w:tcPr>
-          <w:tcW w:w="704" w:type="dxa"/>
-          <w:vMerge w:val="continue"/>
-          <w:vAlign w:val="center"/>
-        </w:tcPr>
-        <w:p>
-          <w:pPr>
-            <w:rPr>
-              <w:rFonts w:ascii="宋体" w:hAnsi="宋体" w:eastAsia="宋体"/>
-            </w:rPr>
-          </w:pPr>
-        </w:p>
-      </w:tc>
-      <w:tc>
-        <w:tcPr>
-          <w:tcW w:w="1134" w:type="dxa"/>
-          <w:vAlign w:val="center"/>
-        </w:tcPr>
-        <w:p>
-          <w:pPr>
-            <w:jc w:val="center"/>
-            <w:rPr>
-              <w:rFonts w:ascii="宋体" w:hAnsi="宋体" w:eastAsia="宋体"/>
-            </w:rPr>
-          </w:pPr>
-          <w:r>
-            <w:rPr>
-              <w:rFonts w:hint="eastAsia" w:ascii="宋体" w:hAnsi="宋体" w:eastAsia="宋体"/>
-            </w:rPr>
-            <w:t>{M2_NAME}</w:t>
-          </w:r>
-        </w:p>
-      </w:tc>
-      <w:tc>
-        <w:tcPr>
-          <w:tcW w:w="1134" w:type="dxa"/>
-          <w:vAlign w:val="center"/>
-        </w:tcPr>
-        <w:p>
-          <w:pPr>
-            <w:jc w:val="center"/>
-            <w:rPr>
-              <w:rFonts w:ascii="宋体" w:hAnsi="宋体" w:eastAsia="宋体"/>
-            </w:rPr>
-          </w:pPr>
-          <w:r>
-            <w:rPr>
-              <w:rFonts w:hint="eastAsia" w:ascii="宋体" w:hAnsi="宋体" w:eastAsia="宋体"/>
-            </w:rPr>
-            <w:t>{M2_AGE}</w:t>
-          </w:r>
-          <w:r>
-            <w:rPr>
-              <w:rFonts w:ascii="宋体" w:hAnsi="宋体" w:eastAsia="宋体"/>
-            </w:rPr>
-            <w:t/>
-          </w:r>
-        </w:p>
-      </w:tc>
-      <w:tc>
-        <w:tcPr>
-          <w:tcW w:w="1418" w:type="dxa"/>
-          <w:gridSpan w:val="3"/>
-          <w:vAlign w:val="center"/>
-        </w:tcPr>
-        <w:p>
-          <w:pPr>
-            <w:jc w:val="center"/>
-            <w:rPr>
-              <w:rFonts w:ascii="宋体" w:hAnsi="宋体" w:eastAsia="宋体"/>
-            </w:rPr>
-          </w:pPr>
-          <w:r>
-            <w:rPr>
-              <w:rFonts w:hint="eastAsia" w:ascii="宋体" w:hAnsi="宋体" w:eastAsia="宋体"/>
-            </w:rPr>
-            <w:t>{M2_RELATION}</w:t>
-          </w:r>
-        </w:p>
-      </w:tc>
-      <w:tc>
-        <w:tcPr>
-          <w:tcW w:w="5528" w:type="dxa"/>
-          <w:gridSpan w:val="4"/>
-          <w:vAlign w:val="center"/>
-        </w:tcPr>
-        <w:p>
-          <w:pPr>
-            <w:jc w:val="center"/>
-            <w:rPr>
-              <w:rFonts w:ascii="宋体" w:hAnsi="宋体" w:eastAsia="宋体"/>
-            </w:rPr>
-          </w:pPr>
-          <w:r>
-            <w:rPr>
-              <w:rFonts w:hint="eastAsia" w:ascii="宋体" w:hAnsi="宋体" w:eastAsia="宋体" w:cs="微软雅黑"/>
-              <w:szCs w:val="21"/>
-            </w:rPr>
-            <w:t>{M2_WORK}</w:t>
-          </w:r>
-        </w:p>
-      </w:tc>
-      <w:tc>
-        <w:tcPr>
-          <w:tcW w:w="704" w:type="dxa"/>
-          <w:vMerge w:val="continue"/>
-          <w:vAlign w:val="center"/>
-        </w:tcPr>
-        <w:p>
-          <w:pPr>
-            <w:rPr>
-              <w:rFonts w:ascii="宋体" w:hAnsi="宋体" w:eastAsia="宋体"/>
-            </w:rPr>
-          </w:pPr>
-        </w:p>
-      </w:tc>
-      <w:tc>
-        <w:tcPr>
-          <w:tcW w:w="1134" w:type="dxa"/>
-          <w:vAlign w:val="center"/>
-        </w:tcPr>
-        <w:p>
-          <w:pPr>
-            <w:jc w:val="center"/>
-            <w:rPr>
-              <w:rFonts w:ascii="宋体" w:hAnsi="宋体" w:eastAsia="宋体"/>
-            </w:rPr>
-          </w:pPr>
-          <w:r>
-            <w:rPr>
-              <w:rFonts w:hint="eastAsia" w:ascii="宋体" w:hAnsi="宋体" w:eastAsia="宋体"/>
-            </w:rPr>
-            <w:t>{M3_NAME}</w:t>
-          </w:r>
-        </w:p>
-      </w:tc>
-      <w:tc>
-        <w:tcPr>
-          <w:tcW w:w="1134" w:type="dxa"/>
-          <w:vAlign w:val="center"/>
-        </w:tcPr>
-        <w:p>
-          <w:pPr>
-            <w:jc w:val="center"/>
-            <w:rPr>
-              <w:rFonts w:ascii="宋体" w:hAnsi="宋体" w:eastAsia="宋体"/>
-            </w:rPr>
-          </w:pPr>
-          <w:r>
-            <w:rPr>
-              <w:rFonts w:hint="eastAsia" w:ascii="宋体" w:hAnsi="宋体" w:eastAsia="宋体"/>
-            </w:rPr>
-            <w:t>{M3_AGE}</w:t>
-          </w:r>
-          <w:r>
-            <w:rPr>
-              <w:rFonts w:ascii="宋体" w:hAnsi="宋体" w:eastAsia="宋体"/>
-            </w:rPr>
-            <w:t/>
-          </w:r>
-        </w:p>
-      </w:tc>
-      <w:tc>
-        <w:tcPr>
-          <w:tcW w:w="1418" w:type="dxa"/>
-          <w:gridSpan w:val="3"/>
-          <w:vAlign w:val="center"/>
-        </w:tcPr>
-        <w:p>
-          <w:pPr>
-            <w:jc w:val="center"/>
-            <w:rPr>
-              <w:rFonts w:ascii="宋体" w:hAnsi="宋体" w:eastAsia="宋体"/>
-            </w:rPr>
-          </w:pPr>
-          <w:r>
-            <w:rPr>
-              <w:rFonts w:hint="eastAsia" w:ascii="宋体" w:hAnsi="宋体" w:eastAsia="宋体"/>
-            </w:rPr>
-            <w:t>{M3_RELATION}</w:t>
-          </w:r>
-        </w:p>
-      </w:tc>
-      <w:tc>
-        <w:tcPr>
-          <w:tcW w:w="5528" w:type="dxa"/>
-          <w:gridSpan w:val="4"/>
-          <w:vAlign w:val="center"/>
-        </w:tcPr>
-        <w:p>
-          <w:pPr>
-            <w:jc w:val="center"/>
-            <w:rPr>
-              <w:rFonts w:ascii="宋体" w:hAnsi="宋体" w:eastAsia="宋体"/>
-            </w:rPr>
-          </w:pPr>
-          <w:r>
-            <w:rPr>
-              <w:rFonts w:hint="eastAsia" w:ascii="宋体" w:hAnsi="宋体" w:eastAsia="宋体" w:cs="微软雅黑"/>
-              <w:szCs w:val="21"/>
-            </w:rPr>
-            <w:t>{M3_WORK}</w:t>
-          </w:r>
-        </w:p>
-      </w:tc>
-      <w:tc>
-        <w:tcPr>
-          <w:tcW w:w="704" w:type="dxa"/>
-          <w:vMerge w:val="continue"/>
-          <w:vAlign w:val="center"/>
-        </w:tcPr>
-        <w:p>
-          <w:pPr>
-            <w:rPr>
-              <w:rFonts w:ascii="宋体" w:hAnsi="宋体" w:eastAsia="宋体"/>
-            </w:rPr>
-          </w:pPr>
-        </w:p>
-      </w:tc>
-      <w:tc>
-        <w:tcPr>
-          <w:tcW w:w="1134" w:type="dxa"/>
-          <w:vAlign w:val="center"/>
-        </w:tcPr>
-        <w:p>
-          <w:pPr>
-            <w:jc w:val="center"/>
-            <w:rPr>
-              <w:rFonts w:ascii="宋体" w:hAnsi="宋体" w:eastAsia="宋体"/>
-            </w:rPr>
-          </w:pPr>
-          <w:r>
-            <w:t>{M4_NAME}</w:t>
-          </w:r>
-        </w:p>
-      </w:tc>
-      <w:tc>
-        <w:tcPr>
-          <w:tcW w:w="1134" w:type="dxa"/>
-          <w:vAlign w:val="center"/>
-        </w:tcPr>
-        <w:p>
-          <w:pPr>
-            <w:jc w:val="center"/>
-            <w:rPr>
-              <w:rFonts w:ascii="宋体" w:hAnsi="宋体" w:eastAsia="宋体"/>
-            </w:rPr>
-          </w:pPr>
-          <w:r>
-            <w:t>{M4_AGE}</w:t>
-          </w:r>
-        </w:p>
-      </w:tc>
-      <w:tc>
-        <w:tcPr>
-          <w:tcW w:w="1418" w:type="dxa"/>
-          <w:gridSpan w:val="3"/>
-          <w:vAlign w:val="center"/>
-        </w:tcPr>
-        <w:p>
-          <w:pPr>
-            <w:jc w:val="center"/>
-            <w:rPr>
-              <w:rFonts w:ascii="宋体" w:hAnsi="宋体" w:eastAsia="宋体"/>
-            </w:rPr>
-          </w:pPr>
-          <w:r>
-            <w:t>{M4_RELATION}</w:t>
-          </w:r>
-        </w:p>
-      </w:tc>
-      <w:tc>
-        <w:tcPr>
-          <w:tcW w:w="5528" w:type="dxa"/>
-          <w:gridSpan w:val="4"/>
-          <w:vAlign w:val="center"/>
-        </w:tcPr>
-        <w:p>
-          <w:pPr>
-            <w:jc w:val="center"/>
-            <w:rPr>
-              <w:rFonts w:ascii="宋体" w:hAnsi="宋体" w:eastAsia="宋体"/>
-            </w:rPr>
-          </w:pPr>
-          <w:r>
-            <w:t>{M4_WORK}</w:t>
-          </w:r>
-        </w:p>
-      </w:tc>
-      <w:tc>
-        <w:tcPr>
-          <w:tcW w:w="704" w:type="dxa"/>
-          <w:vMerge w:val="continue"/>
-          <w:vAlign w:val="center"/>
-        </w:tcPr>
-        <w:p>
-          <w:pPr>
-            <w:rPr>
-              <w:rFonts w:ascii="宋体" w:hAnsi="宋体" w:eastAsia="宋体"/>
-            </w:rPr>
-          </w:pPr>
-        </w:p>
-      </w:tc>
-      <w:tc>
-        <w:tcPr>
-          <w:tcW w:w="1134" w:type="dxa"/>
-          <w:vAlign w:val="center"/>
-        </w:tcPr>
-        <w:p>
-          <w:pPr>
-            <w:jc w:val="center"/>
-            <w:rPr>
-              <w:rFonts w:ascii="宋体" w:hAnsi="宋体" w:eastAsia="宋体"/>
-            </w:rPr>
-          </w:pPr>
-          <w:r>
-            <w:t>{M5_NAME}</w:t>
-          </w:r>
-        </w:p>
-      </w:tc>
-      <w:tc>
-        <w:tcPr>
-          <w:tcW w:w="1134" w:type="dxa"/>
-          <w:vAlign w:val="center"/>
-        </w:tcPr>
-        <w:p>
-          <w:pPr>
-            <w:jc w:val="center"/>
-            <w:rPr>
-              <w:rFonts w:ascii="宋体" w:hAnsi="宋体" w:eastAsia="宋体"/>
-            </w:rPr>
-          </w:pPr>
-          <w:r>
-            <w:t>{M5_AGE}</w:t>
-          </w:r>
-        </w:p>
-      </w:tc>
-      <w:tc>
-        <w:tcPr>
-          <w:tcW w:w="1418" w:type="dxa"/>
-          <w:gridSpan w:val="3"/>
-          <w:vAlign w:val="center"/>
-        </w:tcPr>
-        <w:p>
-          <w:pPr>
-            <w:jc w:val="center"/>
-            <w:rPr>
-              <w:rFonts w:ascii="宋体" w:hAnsi="宋体" w:eastAsia="宋体"/>
-            </w:rPr>
-          </w:pPr>
-          <w:r>
-            <w:t>{M5_RELATION}</w:t>
-          </w:r>
-        </w:p>
-      </w:tc>
-      <w:tc>
-        <w:tcPr>
-          <w:tcW w:w="5528" w:type="dxa"/>
-          <w:gridSpan w:val="4"/>
-          <w:vAlign w:val="center"/>
-        </w:tcPr>
-        <w:p>
-          <w:pPr>
-            <w:jc w:val="center"/>
-            <w:rPr>
-              <w:rFonts w:ascii="宋体" w:hAnsi="宋体" w:eastAsia="宋体"/>
-            </w:rPr>
-          </w:pPr>
-          <w:r>
-            <w:t>{M5_WORK}</w:t>
-          </w:r>
-        </w:p>
-      </w:tc>
-      <w:tc>
-        <w:tcPr>
-          <w:tcW w:w="704" w:type="dxa"/>
-          <w:vMerge w:val="continue"/>
-          <w:vAlign w:val="center"/>
-        </w:tcPr>
-        <w:p>
-          <w:pPr>
-            <w:rPr>
-              <w:rFonts w:ascii="宋体" w:hAnsi="宋体" w:eastAsia="宋体"/>
-            </w:rPr>
-          </w:pPr>
-        </w:p>
-      </w:tc>
-      <w:tc>
-        <w:tcPr>
-          <w:tcW w:w="1134" w:type="dxa"/>
-          <w:vAlign w:val="center"/>
-        </w:tcPr>
-        <w:p>
-          <w:pPr>
-            <w:jc w:val="center"/>
-            <w:rPr>
-              <w:rFonts w:ascii="宋体" w:hAnsi="宋体" w:eastAsia="宋体"/>
-            </w:rPr>
-          </w:pPr>
-          <w:r>
-            <w:t>{M6_NAME}</w:t>
-          </w:r>
-        </w:p>
-      </w:tc>
-      <w:tc>
-        <w:tcPr>
-          <w:tcW w:w="1134" w:type="dxa"/>
-          <w:vAlign w:val="center"/>
-        </w:tcPr>
-        <w:p>
-          <w:pPr>
-            <w:jc w:val="center"/>
-            <w:rPr>
-              <w:rFonts w:ascii="宋体" w:hAnsi="宋体" w:eastAsia="宋体"/>
-            </w:rPr>
-          </w:pPr>
-          <w:r>
-            <w:t>{M6_AGE}</w:t>
-          </w:r>
-        </w:p>
-      </w:tc>
-      <w:tc>
-        <w:tcPr>
-          <w:tcW w:w="1418" w:type="dxa"/>
-          <w:gridSpan w:val="3"/>
-          <w:vAlign w:val="center"/>
-        </w:tcPr>
-        <w:p>
-          <w:pPr>
-            <w:jc w:val="center"/>
-            <w:rPr>
-              <w:rFonts w:ascii="宋体" w:hAnsi="宋体" w:eastAsia="宋体"/>
-            </w:rPr>
-          </w:pPr>
-          <w:r>
-            <w:t>{M6_RELATION}</w:t>
-          </w:r>
-        </w:p>
-      </w:tc>
-      <w:tc>
-        <w:tcPr>
-          <w:tcW w:w="5528" w:type="dxa"/>
-          <w:gridSpan w:val="4"/>
-          <w:vAlign w:val="center"/>
-        </w:tcPr>
-        <w:p>
-          <w:pPr>
-            <w:jc w:val="center"/>
-            <w:rPr>
-              <w:rFonts w:ascii="宋体" w:hAnsi="宋体" w:eastAsia="宋体"/>
-            </w:rPr>
-          </w:pPr>
-          <w:r>
-            <w:t>{M6_WORK}</w:t>
-          </w:r>
-        </w:p>
-      </w:tc>
-      <w:tc>
-        <w:tcPr>
-          <w:tcW w:w="704" w:type="dxa"/>
-          <w:vMerge w:val="continue"/>
-          <w:vAlign w:val="center"/>
-        </w:tcPr>
-        <w:p>
-          <w:pPr>
-            <w:rPr>
-              <w:rFonts w:ascii="宋体" w:hAnsi="宋体" w:eastAsia="宋体"/>
-            </w:rPr>
-          </w:pPr>
-        </w:p>
-      </w:tc>
-      <w:tc>
-        <w:tcPr>
-          <w:tcW w:w="1134" w:type="dxa"/>
-          <w:vAlign w:val="center"/>
-        </w:tcPr>
-        <w:p>
-          <w:pPr>
-            <w:jc w:val="center"/>
-            <w:rPr>
-              <w:rFonts w:ascii="宋体" w:hAnsi="宋体" w:eastAsia="宋体"/>
-            </w:rPr>
-          </w:pPr>
-          <w:r>
-            <w:t>{M7_NAME}</w:t>
-          </w:r>
-        </w:p>
-      </w:tc>
-      <w:tc>
-        <w:tcPr>
-          <w:tcW w:w="1134" w:type="dxa"/>
-          <w:vAlign w:val="center"/>
-        </w:tcPr>
-        <w:p>
-          <w:pPr>
-            <w:jc w:val="center"/>
-            <w:rPr>
-              <w:rFonts w:ascii="宋体" w:hAnsi="宋体" w:eastAsia="宋体"/>
-            </w:rPr>
-          </w:pPr>
-          <w:r>
-            <w:t>{M7_AGE}</w:t>
-          </w:r>
-        </w:p>
-      </w:tc>
-      <w:tc>
-        <w:tcPr>
-          <w:tcW w:w="1418" w:type="dxa"/>
-          <w:gridSpan w:val="3"/>
-          <w:vAlign w:val="center"/>
-        </w:tcPr>
-        <w:p>
-          <w:pPr>
-            <w:jc w:val="center"/>
-            <w:rPr>
-              <w:rFonts w:ascii="宋体" w:hAnsi="宋体" w:eastAsia="宋体"/>
-            </w:rPr>
-          </w:pPr>
-          <w:r>
-            <w:t>{M7_RELATION}</w:t>
-          </w:r>
-        </w:p>
-      </w:tc>
-      <w:tc>
-        <w:tcPr>
-          <w:tcW w:w="5528" w:type="dxa"/>
-          <w:gridSpan w:val="4"/>
-          <w:vAlign w:val="center"/>
-        </w:tcPr>
-        <w:p>
-          <w:pPr>
-            <w:jc w:val="center"/>
-            <w:rPr>
-              <w:rFonts w:ascii="宋体" w:hAnsi="宋体" w:eastAsia="宋体"/>
-            </w:rPr>
-          </w:pPr>
-          <w:r>
-            <w:t>{M7_WORK}</w:t>
-          </w:r>
-        </w:p>
-      </w:tc>
-      <w:tc>
-        <w:tcPr>
-          <w:tcW w:w="704" w:type="dxa"/>
-          <w:vMerge w:val="continue"/>
-          <w:vAlign w:val="center"/>
-        </w:tcPr>
-        <w:p>
-          <w:pPr>
-            <w:rPr>
-              <w:rFonts w:ascii="宋体" w:hAnsi="宋体" w:eastAsia="宋体"/>
-            </w:rPr>
-          </w:pPr>
-        </w:p>
-      </w:tc>
-      <w:tc>
-        <w:tcPr>
-          <w:tcW w:w="1134" w:type="dxa"/>
-          <w:vAlign w:val="center"/>
-        </w:tcPr>
-        <w:p>
-          <w:pPr>
-            <w:jc w:val="center"/>
-            <w:rPr>
-              <w:rFonts w:ascii="宋体" w:hAnsi="宋体" w:eastAsia="宋体"/>
-            </w:rPr>
-          </w:pPr>
-          <w:r>
-            <w:t>{M8_NAME}</w:t>
-          </w:r>
-        </w:p>
-      </w:tc>
-      <w:tc>
-        <w:tcPr>
-          <w:tcW w:w="1134" w:type="dxa"/>
-          <w:vAlign w:val="center"/>
-        </w:tcPr>
-        <w:p>
-          <w:pPr>
-            <w:jc w:val="center"/>
-            <w:rPr>
-              <w:rFonts w:ascii="宋体" w:hAnsi="宋体" w:eastAsia="宋体"/>
-            </w:rPr>
-          </w:pPr>
-          <w:r>
-            <w:t>{M8_AGE}</w:t>
-          </w:r>
-        </w:p>
-      </w:tc>
-      <w:tc>
-        <w:tcPr>
-          <w:tcW w:w="1418" w:type="dxa"/>
-          <w:gridSpan w:val="3"/>
-          <w:vAlign w:val="center"/>
-        </w:tcPr>
-        <w:p>
-          <w:pPr>
-            <w:jc w:val="center"/>
-            <w:rPr>
-              <w:rFonts w:ascii="宋体" w:hAnsi="宋体" w:eastAsia="宋体"/>
-            </w:rPr>
-          </w:pPr>
-          <w:r>
-            <w:t>{M8_RELATION}</w:t>
-          </w:r>
-        </w:p>
-      </w:tc>
-      <w:tc>
-        <w:tcPr>
-          <w:tcW w:w="5528" w:type="dxa"/>
-          <w:gridSpan w:val="4"/>
-          <w:vAlign w:val="center"/>
-        </w:tcPr>
-        <w:p>
-          <w:pPr>
-            <w:jc w:val="center"/>
-            <w:rPr>
-              <w:rFonts w:ascii="宋体" w:hAnsi="宋体" w:eastAsia="宋体"/>
-            </w:rPr>
-          </w:pPr>
-          <w:r>
-            <w:t>{M8_WORK}</w:t>
-          </w:r>
-        </w:p>
-      </w:tc>
-      <w:tc>
-        <w:tcPr>
-          <w:tcW w:w="704" w:type="dxa"/>
-          <w:vMerge w:val="continue"/>
-          <w:vAlign w:val="center"/>
-        </w:tcPr>
-        <w:p>
-          <w:pPr>
-            <w:rPr>
-              <w:rFonts w:ascii="宋体" w:hAnsi="宋体" w:eastAsia="宋体"/>
-            </w:rPr>
-          </w:pPr>
-        </w:p>
-      </w:tc>
-      <w:tc>
-        <w:tcPr>
-          <w:tcW w:w="1134" w:type="dxa"/>
-          <w:vAlign w:val="center"/>
-        </w:tcPr>
-        <w:p>
-          <w:pPr>
-            <w:jc w:val="center"/>
-            <w:rPr>
-              <w:rFonts w:ascii="宋体" w:hAnsi="宋体" w:eastAsia="宋体"/>
-            </w:rPr>
-          </w:pPr>
-          <w:r>
-            <w:t>{M9_NAME}</w:t>
-          </w:r>
-        </w:p>
-      </w:tc>
-      <w:tc>
-        <w:tcPr>
-          <w:tcW w:w="1134" w:type="dxa"/>
-          <w:vAlign w:val="center"/>
-        </w:tcPr>
-        <w:p>
-          <w:pPr>
-            <w:jc w:val="center"/>
-            <w:rPr>
-              <w:rFonts w:ascii="宋体" w:hAnsi="宋体" w:eastAsia="宋体"/>
-            </w:rPr>
-          </w:pPr>
-          <w:r>
-            <w:t>{M9_AGE}</w:t>
-          </w:r>
-        </w:p>
-      </w:tc>
-      <w:tc>
-        <w:tcPr>
-          <w:tcW w:w="1418" w:type="dxa"/>
-          <w:gridSpan w:val="3"/>
-          <w:vAlign w:val="center"/>
-        </w:tcPr>
-        <w:p>
-          <w:pPr>
-            <w:jc w:val="center"/>
-            <w:rPr>
-              <w:rFonts w:ascii="宋体" w:hAnsi="宋体" w:eastAsia="宋体"/>
-            </w:rPr>
-          </w:pPr>
-          <w:r>
-            <w:t>{M9_RELATION}</w:t>
-          </w:r>
-        </w:p>
-      </w:tc>
-      <w:tc>
-        <w:tcPr>
-          <w:tcW w:w="5528" w:type="dxa"/>
-          <w:gridSpan w:val="4"/>
-          <w:vAlign w:val="center"/>
-        </w:tcPr>
-        <w:p>
-          <w:pPr>
-            <w:jc w:val="center"/>
-            <w:rPr>
-              <w:rFonts w:ascii="宋体" w:hAnsi="宋体" w:eastAsia="宋体"/>
-            </w:rPr>
-          </w:pPr>
-          <w:r>
-            <w:t>{M9_WORK}</w:t>
-          </w:r>
-        </w:p>
-      </w:tc>
+      <w:tr>
+        <w:trPr>
+          <w:trHeight w:val="340" w:hRule="atLeast"/>
+        </w:trPr>
+        <w:tc>
+          <w:tcPr>
+            <w:tcW w:w="704" w:type="dxa"/>
+            <w:vMerge w:val="continue"/>
+            <w:vAlign w:val="center"/>
+          </w:tcPr>
+          <w:p>
+            <w:pPr>
+              <w:rPr>
+                <w:rFonts w:ascii="宋体" w:hAnsi="宋体" w:eastAsia="宋体"/>
+              </w:rPr>
+            </w:pPr>
+          </w:p>
+        </w:tc>
+        <w:tc>
+          <w:tcPr>
+            <w:tcW w:w="1134" w:type="dxa"/>
+            <w:vAlign w:val="center"/>
+          </w:tcPr>
+          <w:p>
+            <w:pPr>
+              <w:jc w:val="center"/>
+              <w:rPr>
+                <w:rFonts w:ascii="宋体" w:hAnsi="宋体" w:eastAsia="宋体"/>
+              </w:rPr>
+            </w:pPr>
+            <w:r>
+              <w:rPr>
+                <w:rFonts w:hint="eastAsia" w:ascii="宋体" w:hAnsi="宋体" w:eastAsia="宋体"/>
+              </w:rPr>
+              <w:t>{M1_NAME}</w:t>
+            </w:r>
+          </w:p>
+        </w:tc>
+        <w:tc>
+          <w:tcPr>
+            <w:tcW w:w="1134" w:type="dxa"/>
+            <w:vAlign w:val="center"/>
+          </w:tcPr>
+          <w:p>
+            <w:pPr>
+              <w:jc w:val="center"/>
+              <w:rPr>
+                <w:rFonts w:ascii="宋体" w:hAnsi="宋体" w:eastAsia="宋体"/>
+              </w:rPr>
+            </w:pPr>
+            <w:r>
+              <w:rPr>
+                <w:rFonts w:hint="eastAsia" w:ascii="宋体" w:hAnsi="宋体" w:eastAsia="宋体"/>
+              </w:rPr>
+              <w:t>{M1_AGE}</w:t>
+            </w:r>
+            <w:r>
+              <w:rPr>
+                <w:rFonts w:ascii="宋体" w:hAnsi="宋体" w:eastAsia="宋体"/>
+              </w:rPr>
+              <w:t/>
+            </w:r>
+          </w:p>
+        </w:tc>
+        <w:tc>
+          <w:tcPr>
+            <w:tcW w:w="1418" w:type="dxa"/>
+            <w:gridSpan w:val="3"/>
+            <w:vAlign w:val="center"/>
+          </w:tcPr>
+          <w:p>
+            <w:pPr>
+              <w:jc w:val="center"/>
+              <w:rPr>
+                <w:rFonts w:ascii="宋体" w:hAnsi="宋体" w:eastAsia="宋体"/>
+              </w:rPr>
+            </w:pPr>
+            <w:r>
+              <w:rPr>
+                <w:rFonts w:hint="eastAsia" w:ascii="宋体" w:hAnsi="宋体" w:eastAsia="宋体"/>
+              </w:rPr>
+              <w:t>{M1_RELATION}</w:t>
+            </w:r>
+          </w:p>
+        </w:tc>
+        <w:tc>
+          <w:tcPr>
+            <w:tcW w:w="5528" w:type="dxa"/>
+            <w:gridSpan w:val="4"/>
+            <w:vAlign w:val="center"/>
+          </w:tcPr>
+          <w:p>
+            <w:pPr>
+              <w:jc w:val="center"/>
+              <w:rPr>
+                <w:rFonts w:ascii="宋体" w:hAnsi="宋体" w:eastAsia="宋体"/>
+              </w:rPr>
+            </w:pPr>
+            <w:r>
+              <w:rPr>
+                <w:rFonts w:hint="eastAsia" w:ascii="宋体" w:hAnsi="宋体" w:eastAsia="宋体"/>
+              </w:rPr>
+              <w:t>{M1_WORK}</w:t>
+            </w:r>
+            <w:r>
+              <w:rPr>
+                <w:rFonts w:ascii="宋体" w:hAnsi="宋体" w:eastAsia="宋体"/>
+              </w:rPr>
+              <w:t/>
+            </w:r>
+          </w:p>
+        </w:tc>
+      </w:tr>
+      <w:tr>
+        <w:trPr>
+          <w:trHeight w:val="340" w:hRule="atLeast"/>
+        </w:trPr>
+        <w:tc>
+          <w:tcPr>
+            <w:tcW w:w="704" w:type="dxa"/>
+            <w:vMerge w:val="continue"/>
+            <w:vAlign w:val="center"/>
+          </w:tcPr>
+          <w:p>
+            <w:pPr>
+              <w:rPr>
+                <w:rFonts w:ascii="宋体" w:hAnsi="宋体" w:eastAsia="宋体"/>
+              </w:rPr>
+            </w:pPr>
+          </w:p>
+        </w:tc>
+        <w:tc>
+          <w:tcPr>
+            <w:tcW w:w="1134" w:type="dxa"/>
+            <w:vAlign w:val="center"/>
+          </w:tcPr>
+          <w:p>
+            <w:pPr>
+              <w:jc w:val="center"/>
+              <w:rPr>
+                <w:rFonts w:ascii="宋体" w:hAnsi="宋体" w:eastAsia="宋体"/>
+              </w:rPr>
+            </w:pPr>
+            <w:r>
+              <w:rPr>
+                <w:rFonts w:hint="eastAsia" w:ascii="宋体" w:hAnsi="宋体" w:eastAsia="宋体"/>
+              </w:rPr>
+              <w:t>{M2_NAME}</w:t>
+            </w:r>
+          </w:p>
+        </w:tc>
+        <w:tc>
+          <w:tcPr>
+            <w:tcW w:w="1134" w:type="dxa"/>
+            <w:vAlign w:val="center"/>
+          </w:tcPr>
+          <w:p>
+            <w:pPr>
+              <w:jc w:val="center"/>
+              <w:rPr>
+                <w:rFonts w:ascii="宋体" w:hAnsi="宋体" w:eastAsia="宋体"/>
+              </w:rPr>
+            </w:pPr>
+            <w:r>
+              <w:rPr>
+                <w:rFonts w:hint="eastAsia" w:ascii="宋体" w:hAnsi="宋体" w:eastAsia="宋体"/>
+              </w:rPr>
+              <w:t>{M2_AGE}</w:t>
+            </w:r>
+            <w:r>
+              <w:rPr>
+                <w:rFonts w:ascii="宋体" w:hAnsi="宋体" w:eastAsia="宋体"/>
+              </w:rPr>
+              <w:t/>
+            </w:r>
+          </w:p>
+        </w:tc>
+        <w:tc>
+          <w:tcPr>
+            <w:tcW w:w="1418" w:type="dxa"/>
+            <w:gridSpan w:val="3"/>
+            <w:vAlign w:val="center"/>
+          </w:tcPr>
+          <w:p>
+            <w:pPr>
+              <w:jc w:val="center"/>
+              <w:rPr>
+                <w:rFonts w:ascii="宋体" w:hAnsi="宋体" w:eastAsia="宋体"/>
+              </w:rPr>
+            </w:pPr>
+            <w:r>
+              <w:rPr>
+                <w:rFonts w:hint="eastAsia" w:ascii="宋体" w:hAnsi="宋体" w:eastAsia="宋体"/>
+              </w:rPr>
+              <w:t>{M2_RELATION}</w:t>
+            </w:r>
+          </w:p>
+        </w:tc>
+        <w:tc>
+          <w:tcPr>
+            <w:tcW w:w="5528" w:type="dxa"/>
+            <w:gridSpan w:val="4"/>
+            <w:vAlign w:val="center"/>
+          </w:tcPr>
+          <w:p>
+            <w:pPr>
+              <w:jc w:val="center"/>
+              <w:rPr>
+                <w:rFonts w:ascii="宋体" w:hAnsi="宋体" w:eastAsia="宋体"/>
+              </w:rPr>
+            </w:pPr>
+            <w:r>
+              <w:rPr>
+                <w:rFonts w:hint="eastAsia" w:ascii="宋体" w:hAnsi="宋体" w:eastAsia="宋体" w:cs="微软雅黑"/>
+                <w:szCs w:val="21"/>
+              </w:rPr>
+              <w:t>{M2_WORK}</w:t>
+            </w:r>
+          </w:p>
+        </w:tc>
+      </w:tr>
+      <w:tr>
+        <w:trPr>
+          <w:trHeight w:val="340" w:hRule="atLeast"/>
+        </w:trPr>
+        <w:tc>
+          <w:tcPr>
+            <w:tcW w:w="704" w:type="dxa"/>
+            <w:vMerge w:val="continue"/>
+            <w:vAlign w:val="center"/>
+          </w:tcPr>
+          <w:p>
+            <w:pPr>
+              <w:rPr>
+                <w:rFonts w:ascii="宋体" w:hAnsi="宋体" w:eastAsia="宋体"/>
+              </w:rPr>
+            </w:pPr>
+          </w:p>
+        </w:tc>
+        <w:tc>
+          <w:tcPr>
+            <w:tcW w:w="1134" w:type="dxa"/>
+            <w:vAlign w:val="center"/>
+          </w:tcPr>
+          <w:p>
+            <w:pPr>
+              <w:jc w:val="center"/>
+              <w:rPr>
+                <w:rFonts w:ascii="宋体" w:hAnsi="宋体" w:eastAsia="宋体"/>
+              </w:rPr>
+            </w:pPr>
+            <w:r>
+              <w:rPr>
+                <w:rFonts w:hint="eastAsia" w:ascii="宋体" w:hAnsi="宋体" w:eastAsia="宋体"/>
+              </w:rPr>
+              <w:t>{M3_NAME}</w:t>
+            </w:r>
+          </w:p>
+        </w:tc>
+        <w:tc>
+          <w:tcPr>
+            <w:tcW w:w="1134" w:type="dxa"/>
+            <w:vAlign w:val="center"/>
+          </w:tcPr>
+          <w:p>
+            <w:pPr>
+              <w:jc w:val="center"/>
+              <w:rPr>
+                <w:rFonts w:ascii="宋体" w:hAnsi="宋体" w:eastAsia="宋体"/>
+              </w:rPr>
+            </w:pPr>
+            <w:r>
+              <w:rPr>
+                <w:rFonts w:hint="eastAsia" w:ascii="宋体" w:hAnsi="宋体" w:eastAsia="宋体"/>
+              </w:rPr>
+              <w:t>{M3_AGE}</w:t>
+            </w:r>
+            <w:r>
+              <w:rPr>
+                <w:rFonts w:ascii="宋体" w:hAnsi="宋体" w:eastAsia="宋体"/>
+              </w:rPr>
+              <w:t/>
+            </w:r>
+          </w:p>
+        </w:tc>
+        <w:tc>
+          <w:tcPr>
+            <w:tcW w:w="1418" w:type="dxa"/>
+            <w:gridSpan w:val="3"/>
+            <w:vAlign w:val="center"/>
+          </w:tcPr>
+          <w:p>
+            <w:pPr>
+              <w:jc w:val="center"/>
+              <w:rPr>
+                <w:rFonts w:ascii="宋体" w:hAnsi="宋体" w:eastAsia="宋体"/>
+              </w:rPr>
+            </w:pPr>
+            <w:r>
+              <w:rPr>
+                <w:rFonts w:hint="eastAsia" w:ascii="宋体" w:hAnsi="宋体" w:eastAsia="宋体"/>
+              </w:rPr>
+              <w:t>{M3_RELATION}</w:t>
+            </w:r>
+          </w:p>
+        </w:tc>
+        <w:tc>
+          <w:tcPr>
+            <w:tcW w:w="5528" w:type="dxa"/>
+            <w:gridSpan w:val="4"/>
+            <w:vAlign w:val="center"/>
+          </w:tcPr>
+          <w:p>
+            <w:pPr>
+              <w:jc w:val="center"/>
+              <w:rPr>
+                <w:rFonts w:ascii="宋体" w:hAnsi="宋体" w:eastAsia="宋体"/>
+              </w:rPr>
+            </w:pPr>
+            <w:r>
+              <w:rPr>
+                <w:rFonts w:hint="eastAsia" w:ascii="宋体" w:hAnsi="宋体" w:eastAsia="宋体" w:cs="微软雅黑"/>
+                <w:szCs w:val="21"/>
+              </w:rPr>
+              <w:t>{M3_WORK}</w:t>
+            </w:r>
+          </w:p>
+        </w:tc>
+      </w:tr>
+      <w:tr>
+        <w:trPr>
+          <w:trHeight w:val="340" w:hRule="atLeast"/>
+        </w:trPr>
+        <w:tc>
+          <w:tcPr>
+            <w:tcW w:w="704" w:type="dxa"/>
+            <w:vMerge w:val="continue"/>
+            <w:vAlign w:val="center"/>
+          </w:tcPr>
+          <w:p>
+            <w:pPr>
+              <w:rPr>
+                <w:rFonts w:ascii="宋体" w:hAnsi="宋体" w:eastAsia="宋体"/>
+              </w:rPr>
+            </w:pPr>
+          </w:p>
+        </w:tc>
+        <w:tc>
+          <w:tcPr>
+            <w:tcW w:w="1134" w:type="dxa"/>
+            <w:vAlign w:val="center"/>
+          </w:tcPr>
+          <w:p>
+            <w:pPr>
+              <w:jc w:val="center"/>
+              <w:rPr>
+                <w:rFonts w:ascii="宋体" w:hAnsi="宋体" w:eastAsia="宋体"/>
+              </w:rPr>
+            </w:pPr>
+            <w:r>
+              <w:t>{M4_NAME}</w:t>
+            </w:r>
+          </w:p>
+        </w:tc>
+        <w:tc>
+          <w:tcPr>
+            <w:tcW w:w="1134" w:type="dxa"/>
+            <w:vAlign w:val="center"/>
+          </w:tcPr>
+          <w:p>
+            <w:pPr>
+              <w:jc w:val="center"/>
+              <w:rPr>
+                <w:rFonts w:ascii="宋体" w:hAnsi="宋体" w:eastAsia="宋体"/>
+              </w:rPr>
+            </w:pPr>
+            <w:r>
+              <w:t>{M4_AGE}</w:t>
+            </w:r>
+          </w:p>
+        </w:tc>
+        <w:tc>
+          <w:tcPr>
+            <w:tcW w:w="1418" w:type="dxa"/>
+            <w:gridSpan w:val="3"/>
+            <w:vAlign w:val="center"/>
+          </w:tcPr>
+          <w:p>
+            <w:pPr>
+              <w:jc w:val="center"/>
+              <w:rPr>
+                <w:rFonts w:ascii="宋体" w:hAnsi="宋体" w:eastAsia="宋体"/>
+              </w:rPr>
+            </w:pPr>
+            <w:r>
+              <w:t>{M4_RELATION}</w:t>
+            </w:r>
+          </w:p>
+        </w:tc>
+        <w:tc>
+          <w:tcPr>
+            <w:tcW w:w="5528" w:type="dxa"/>
+            <w:gridSpan w:val="4"/>
+            <w:vAlign w:val="center"/>
+          </w:tcPr>
+          <w:p>
+            <w:pPr>
+              <w:jc w:val="center"/>
+              <w:rPr>
+                <w:rFonts w:ascii="宋体" w:hAnsi="宋体" w:eastAsia="宋体"/>
+              </w:rPr>
+            </w:pPr>
+            <w:r>
+              <w:t>{M4_WORK}</w:t>
+            </w:r>
+          </w:p>
+        </w:tc>
+      </w:tr>
+      <w:tr>
+        <w:trPr>
+          <w:trHeight w:val="340" w:hRule="atLeast"/>
+        </w:trPr>
+        <w:tc>
+          <w:tcPr>
+            <w:tcW w:w="704" w:type="dxa"/>
+            <w:vMerge w:val="continue"/>
+            <w:vAlign w:val="center"/>
+          </w:tcPr>
+          <w:p>
+            <w:pPr>
+              <w:rPr>
+                <w:rFonts w:ascii="宋体" w:hAnsi="宋体" w:eastAsia="宋体"/>
+              </w:rPr>
+            </w:pPr>
+          </w:p>
+        </w:tc>
+        <w:tc>
+          <w:tcPr>
+            <w:tcW w:w="1134" w:type="dxa"/>
+            <w:vAlign w:val="center"/>
+          </w:tcPr>
+          <w:p>
+            <w:pPr>
+              <w:jc w:val="center"/>
+              <w:rPr>
+                <w:rFonts w:ascii="宋体" w:hAnsi="宋体" w:eastAsia="宋体"/>
+              </w:rPr>
+            </w:pPr>
+            <w:r>
+              <w:t>{M5_NAME}</w:t>
+            </w:r>
+          </w:p>
+        </w:tc>
+        <w:tc>
+          <w:tcPr>
+            <w:tcW w:w="1134" w:type="dxa"/>
+            <w:vAlign w:val="center"/>
+          </w:tcPr>
+          <w:p>
+            <w:pPr>
+              <w:jc w:val="center"/>
+              <w:rPr>
+                <w:rFonts w:ascii="宋体" w:hAnsi="宋体" w:eastAsia="宋体"/>
+              </w:rPr>
+            </w:pPr>
+            <w:r>
+              <w:t>{M5_AGE}</w:t>
+            </w:r>
+          </w:p>
+        </w:tc>
+        <w:tc>
+          <w:tcPr>
+            <w:tcW w:w="1418" w:type="dxa"/>
+            <w:gridSpan w:val="3"/>
+            <w:vAlign w:val="center"/>
+          </w:tcPr>
+          <w:p>
+            <w:pPr>
+              <w:jc w:val="center"/>
+              <w:rPr>
+                <w:rFonts w:ascii="宋体" w:hAnsi="宋体" w:eastAsia="宋体"/>
+              </w:rPr>
+            </w:pPr>
+            <w:r>
+              <w:t>{M5_RELATION}</w:t>
+            </w:r>
+          </w:p>
+        </w:tc>
+        <w:tc>
+          <w:tcPr>
+            <w:tcW w:w="5528" w:type="dxa"/>
+            <w:gridSpan w:val="4"/>
+            <w:vAlign w:val="center"/>
+          </w:tcPr>
+          <w:p>
+            <w:pPr>
+              <w:jc w:val="center"/>
+              <w:rPr>
+                <w:rFonts w:ascii="宋体" w:hAnsi="宋体" w:eastAsia="宋体"/>
+              </w:rPr>
+            </w:pPr>
+            <w:r>
+              <w:t>{M5_WORK}</w:t>
+            </w:r>
+          </w:p>
+        </w:tc>
+      </w:tr>
+      <w:tr>
+        <w:trPr>
+          <w:trHeight w:val="340" w:hRule="atLeast"/>
+        </w:trPr>
+        <w:tc>
+          <w:tcPr>
+            <w:tcW w:w="704" w:type="dxa"/>
+            <w:vMerge w:val="continue"/>
+            <w:vAlign w:val="center"/>
+          </w:tcPr>
+          <w:p>
+            <w:pPr>
+              <w:rPr>
+                <w:rFonts w:ascii="宋体" w:hAnsi="宋体" w:eastAsia="宋体"/>
+              </w:rPr>
+            </w:pPr>
+          </w:p>
+        </w:tc>
+        <w:tc>
+          <w:tcPr>
+            <w:tcW w:w="1134" w:type="dxa"/>
+            <w:vAlign w:val="center"/>
+          </w:tcPr>
+          <w:p>
+            <w:pPr>
+              <w:jc w:val="center"/>
+              <w:rPr>
+                <w:rFonts w:ascii="宋体" w:hAnsi="宋体" w:eastAsia="宋体"/>
+              </w:rPr>
+            </w:pPr>
+            <w:r>
+              <w:t>{M6_NAME}</w:t>
+            </w:r>
+          </w:p>
+        </w:tc>
+        <w:tc>
+          <w:tcPr>
+            <w:tcW w:w="1134" w:type="dxa"/>
+            <w:vAlign w:val="center"/>
+          </w:tcPr>
+          <w:p>
+            <w:pPr>
+              <w:jc w:val="center"/>
+              <w:rPr>
+                <w:rFonts w:ascii="宋体" w:hAnsi="宋体" w:eastAsia="宋体"/>
+              </w:rPr>
+            </w:pPr>
+            <w:r>
+              <w:t>{M6_AGE}</w:t>
+            </w:r>
+          </w:p>
+        </w:tc>
+        <w:tc>
+          <w:tcPr>
+            <w:tcW w:w="1418" w:type="dxa"/>
+            <w:gridSpan w:val="3"/>
+            <w:vAlign w:val="center"/>
+          </w:tcPr>
+          <w:p>
+            <w:pPr>
+              <w:jc w:val="center"/>
+              <w:rPr>
+                <w:rFonts w:ascii="宋体" w:hAnsi="宋体" w:eastAsia="宋体"/>
+              </w:rPr>
+            </w:pPr>
+            <w:r>
+              <w:t>{M6_RELATION}</w:t>
+            </w:r>
+          </w:p>
+        </w:tc>
+        <w:tc>
+          <w:tcPr>
+            <w:tcW w:w="5528" w:type="dxa"/>
+            <w:gridSpan w:val="4"/>
+            <w:vAlign w:val="center"/>
+          </w:tcPr>
+          <w:p>
+            <w:pPr>
+              <w:jc w:val="center"/>
+              <w:rPr>
+                <w:rFonts w:ascii="宋体" w:hAnsi="宋体" w:eastAsia="宋体"/>
+              </w:rPr>
+            </w:pPr>
+            <w:r>
+              <w:t>{M6_WORK}</w:t>
+            </w:r>
+          </w:p>
+        </w:tc>
+      </w:tr>
+      <w:tr>
+        <w:trPr>
+          <w:trHeight w:val="340" w:hRule="atLeast"/>
+        </w:trPr>
+        <w:tc>
+          <w:tcPr>
+            <w:tcW w:w="704" w:type="dxa"/>
+            <w:vMerge w:val="continue"/>
+            <w:vAlign w:val="center"/>
+          </w:tcPr>
+          <w:p>
+            <w:pPr>
+              <w:rPr>
+                <w:rFonts w:ascii="宋体" w:hAnsi="宋体" w:eastAsia="宋体"/>
+              </w:rPr>
+            </w:pPr>
+          </w:p>
+        </w:tc>
+        <w:tc>
+          <w:tcPr>
+            <w:tcW w:w="1134" w:type="dxa"/>
+            <w:vAlign w:val="center"/>
+          </w:tcPr>
+          <w:p>
+            <w:pPr>
+              <w:jc w:val="center"/>
+              <w:rPr>
+                <w:rFonts w:ascii="宋体" w:hAnsi="宋体" w:eastAsia="宋体"/>
+              </w:rPr>
+            </w:pPr>
+            <w:r>
+              <w:t>{M7_NAME}</w:t>
+            </w:r>
+          </w:p>
+        </w:tc>
+        <w:tc>
+          <w:tcPr>
+            <w:tcW w:w="1134" w:type="dxa"/>
+            <w:vAlign w:val="center"/>
+          </w:tcPr>
+          <w:p>
+            <w:pPr>
+              <w:jc w:val="center"/>
+              <w:rPr>
+                <w:rFonts w:ascii="宋体" w:hAnsi="宋体" w:eastAsia="宋体"/>
+              </w:rPr>
+            </w:pPr>
+            <w:r>
+              <w:t>{M7_AGE}</w:t>
+            </w:r>
+          </w:p>
+        </w:tc>
+        <w:tc>
+          <w:tcPr>
+            <w:tcW w:w="1418" w:type="dxa"/>
+            <w:gridSpan w:val="3"/>
+            <w:vAlign w:val="center"/>
+          </w:tcPr>
+          <w:p>
+            <w:pPr>
+              <w:jc w:val="center"/>
+              <w:rPr>
+                <w:rFonts w:ascii="宋体" w:hAnsi="宋体" w:eastAsia="宋体"/>
+              </w:rPr>
+            </w:pPr>
+            <w:r>
+              <w:t>{M7_RELATION}</w:t>
+            </w:r>
+          </w:p>
+        </w:tc>
+        <w:tc>
+          <w:tcPr>
+            <w:tcW w:w="5528" w:type="dxa"/>
+            <w:gridSpan w:val="4"/>
+            <w:vAlign w:val="center"/>
+          </w:tcPr>
+          <w:p>
+            <w:pPr>
+              <w:jc w:val="center"/>
+              <w:rPr>
+                <w:rFonts w:ascii="宋体" w:hAnsi="宋体" w:eastAsia="宋体"/>
+              </w:rPr>
+            </w:pPr>
+            <w:r>
+              <w:t>{M7_WORK}</w:t>
+            </w:r>
+          </w:p>
+        </w:tc>
+      </w:tr>
+      <w:tr>
+        <w:trPr>
+          <w:trHeight w:val="340" w:hRule="atLeast"/>
+        </w:trPr>
+        <w:tc>
+          <w:tcPr>
+            <w:tcW w:w="704" w:type="dxa"/>
+            <w:vMerge w:val="continue"/>
+            <w:vAlign w:val="center"/>
+          </w:tcPr>
+          <w:p>
+            <w:pPr>
+              <w:rPr>
+                <w:rFonts w:ascii="宋体" w:hAnsi="宋体" w:eastAsia="宋体"/>
+              </w:rPr>
+            </w:pPr>
+          </w:p>
+        </w:tc>
+        <w:tc>
+          <w:tcPr>
+            <w:tcW w:w="1134" w:type="dxa"/>
+            <w:vAlign w:val="center"/>
+          </w:tcPr>
+          <w:p>
+            <w:pPr>
+              <w:jc w:val="center"/>
+              <w:rPr>
+                <w:rFonts w:ascii="宋体" w:hAnsi="宋体" w:eastAsia="宋体"/>
+              </w:rPr>
+            </w:pPr>
+            <w:r>
+              <w:t>{M8_NAME}</w:t>
+            </w:r>
+          </w:p>
+        </w:tc>
+        <w:tc>
+          <w:tcPr>
+            <w:tcW w:w="1134" w:type="dxa"/>
+            <w:vAlign w:val="center"/>
+          </w:tcPr>
+          <w:p>
+            <w:pPr>
+              <w:jc w:val="center"/>
+              <w:rPr>
+                <w:rFonts w:ascii="宋体" w:hAnsi="宋体" w:eastAsia="宋体"/>
+              </w:rPr>
+            </w:pPr>
+            <w:r>
+              <w:t>{M8_AGE}</w:t>
+            </w:r>
+          </w:p>
+        </w:tc>
+        <w:tc>
+          <w:tcPr>
+            <w:tcW w:w="1418" w:type="dxa"/>
+            <w:gridSpan w:val="3"/>
+            <w:vAlign w:val="center"/>
+          </w:tcPr>
+          <w:p>
+            <w:pPr>
+              <w:jc w:val="center"/>
+              <w:rPr>
+                <w:rFonts w:ascii="宋体" w:hAnsi="宋体" w:eastAsia="宋体"/>
+              </w:rPr>
+            </w:pPr>
+            <w:r>
+              <w:t>{M8_RELATION}</w:t>
+            </w:r>
+          </w:p>
+        </w:tc>
+        <w:tc>
+          <w:tcPr>
+            <w:tcW w:w="5528" w:type="dxa"/>
+            <w:gridSpan w:val="4"/>
+            <w:vAlign w:val="center"/>
+          </w:tcPr>
+          <w:p>
+            <w:pPr>
+              <w:jc w:val="center"/>
+              <w:rPr>
+                <w:rFonts w:ascii="宋体" w:hAnsi="宋体" w:eastAsia="宋体"/>
+              </w:rPr>
+            </w:pPr>
+            <w:r>
+              <w:t>{M8_WORK}</w:t>
+            </w:r>
+          </w:p>
+        </w:tc>
+      </w:tr>
+      <w:tr>
+        <w:trPr>
+          <w:trHeight w:val="340" w:hRule="atLeast"/>
+        </w:trPr>
+        <w:tc>
+          <w:tcPr>
+            <w:tcW w:w="704" w:type="dxa"/>
+            <w:vMerge w:val="continue"/>
+            <w:vAlign w:val="center"/>
+          </w:tcPr>
+          <w:p>
+            <w:pPr>
+              <w:rPr>
+                <w:rFonts w:ascii="宋体" w:hAnsi="宋体" w:eastAsia="宋体"/>
+              </w:rPr>
+            </w:pPr>
+          </w:p>
+        </w:tc>
+        <w:tc>
+          <w:tcPr>
+            <w:tcW w:w="1134" w:type="dxa"/>
+            <w:vAlign w:val="center"/>
+          </w:tcPr>
+          <w:p>
+            <w:pPr>
+              <w:jc w:val="center"/>
+              <w:rPr>
+                <w:rFonts w:ascii="宋体" w:hAnsi="宋体" w:eastAsia="宋体"/>
+              </w:rPr>
+            </w:pPr>
+            <w:r>
+              <w:t>{M9_NAME}</w:t>
+            </w:r>
+          </w:p>
+        </w:tc>
+        <w:tc>
+          <w:tcPr>
+            <w:tcW w:w="1134" w:type="dxa"/>
+            <w:vAlign w:val="center"/>
+          </w:tcPr>
+          <w:p>
+            <w:pPr>
+              <w:jc w:val="center"/>
+              <w:rPr>
+                <w:rFonts w:ascii="宋体" w:hAnsi="宋体" w:eastAsia="宋体"/>
+              </w:rPr>
+            </w:pPr>
+            <w:r>
+              <w:t>{M9_AGE}</w:t>
+            </w:r>
+          </w:p>
+        </w:tc>
+        <w:tc>
+          <w:tcPr>
+            <w:tcW w:w="1418" w:type="dxa"/>
+            <w:gridSpan w:val="3"/>
+            <w:vAlign w:val="center"/>
+          </w:tcPr>
+          <w:p>
+            <w:pPr>
+              <w:jc w:val="center"/>
+              <w:rPr>
+                <w:rFonts w:ascii="宋体" w:hAnsi="宋体" w:eastAsia="宋体"/>
+              </w:rPr>
+            </w:pPr>
+            <w:r>
+              <w:t>{M9_RELATION}</w:t>
+            </w:r>
+          </w:p>
+        </w:tc>
+        <w:tc>
+          <w:tcPr>
+            <w:tcW w:w="5528" w:type="dxa"/>
+            <w:gridSpan w:val="4"/>
+            <w:vAlign w:val="center"/>
+          </w:tcPr>
+          <w:p>
+            <w:pPr>
+              <w:jc w:val="center"/>
+              <w:rPr>
+                <w:rFonts w:ascii="宋体" w:hAnsi="宋体" w:eastAsia="宋体"/>
+              </w:rPr>
+            </w:pPr>
+            <w:r>
+              <w:t>{M9_WORK}</w:t>
+            </w:r>
+          </w:p>
+        </w:tc>
+      </w:tr>
       <w:tr>
         <w:tblPrEx>
           <w:tblBorders>
